--- a/Community/OpenLetters/DE/Klage/init/24062026/Litigation_Paket_v7_FINAL_759bc4c4.docx
+++ b/Community/OpenLetters/DE/Klage/init/24062026/Litigation_Paket_v7_FINAL_759bc4c4.docx
@@ -124,7 +124,83 @@
           <w:sz w:val="19"/>
           <w:szCs w:val="19"/>
         </w:rPr>
-        <w:t>Nachrichtlich: Bundeskanzleramt; Der Bundesbeauftragte für den Datenschutz und die Informationsfreiheit (BfDI); Bundesverfassungsgericht (AR 2734/26); Botschaft des Staates Israel in Berlin</w:t>
+        <w:t xml:space="preserve">Nachrichtlich: </w:t>
+      </w:r>
+      <w:r>
+        <w:rPr>
+          <w:i/>
+          <w:iCs/>
+          <w:sz w:val="19"/>
+          <w:szCs w:val="19"/>
+          <w:lang w:val="de-DE"/>
+        </w:rPr>
+        <w:t xml:space="preserve">1. </w:t>
+      </w:r>
+      <w:r>
+        <w:rPr>
+          <w:i/>
+          <w:iCs/>
+          <w:sz w:val="19"/>
+          <w:szCs w:val="19"/>
+        </w:rPr>
+        <w:t xml:space="preserve">Bundeskanzleramt; </w:t>
+      </w:r>
+      <w:r>
+        <w:rPr>
+          <w:i/>
+          <w:iCs/>
+          <w:sz w:val="19"/>
+          <w:szCs w:val="19"/>
+          <w:lang w:val="de-DE"/>
+        </w:rPr>
+        <w:t xml:space="preserve">2. </w:t>
+      </w:r>
+      <w:r>
+        <w:rPr>
+          <w:i/>
+          <w:iCs/>
+          <w:sz w:val="19"/>
+          <w:szCs w:val="19"/>
+        </w:rPr>
+        <w:t xml:space="preserve">Der Bundesbeauftragte für den Datenschutz und die Informationsfreiheit (BfDI); </w:t>
+      </w:r>
+      <w:r>
+        <w:rPr>
+          <w:i/>
+          <w:iCs/>
+          <w:sz w:val="19"/>
+          <w:szCs w:val="19"/>
+          <w:lang w:val="de-DE"/>
+        </w:rPr>
+        <w:t xml:space="preserve">3. </w:t>
+      </w:r>
+      <w:r>
+        <w:rPr>
+          <w:i/>
+          <w:iCs/>
+          <w:sz w:val="19"/>
+          <w:szCs w:val="19"/>
+        </w:rPr>
+        <w:t xml:space="preserve">Bundesverfassungsgericht (AR 2734/26); </w:t>
+      </w:r>
+      <w:r>
+        <w:rPr>
+          <w:i/>
+          <w:iCs/>
+          <w:sz w:val="19"/>
+          <w:szCs w:val="19"/>
+          <w:lang w:val="de-DE"/>
+        </w:rPr>
+        <w:t xml:space="preserve">4. </w:t>
+      </w:r>
+      <w:r>
+        <w:rPr>
+          <w:i/>
+          <w:iCs/>
+          <w:sz w:val="19"/>
+          <w:szCs w:val="19"/>
+        </w:rPr>
+        <w:t>Botschaft des Staates Israel in Berlin</w:t>
       </w:r>
     </w:p>
     <w:p>
@@ -567,34 +643,120 @@
         <w:rPr>
           <w:sz w:val="19"/>
           <w:szCs w:val="19"/>
+          <w:lang w:val="de-DE"/>
+        </w:rPr>
+        <w:t xml:space="preserve">A. </w:t>
+      </w:r>
+      <w:r>
+        <w:rPr>
+          <w:sz w:val="19"/>
+          <w:szCs w:val="19"/>
+        </w:rPr>
+        <w:t>Kovnatsky</w:t>
+      </w:r>
+    </w:p>
+    <w:p>
+      <w:pPr>
+        <w:pBdr>
+          <w:left w:val="single" w:sz="8" w:space="8" w:color="6B7280"/>
+        </w:pBdr>
+        <w:spacing w:before="34" w:after="34"/>
+        <w:ind w:left="300" w:right="300"/>
+      </w:pPr>
+      <w:r>
+        <w:rPr>
+          <w:i/>
+          <w:iCs/>
+          <w:sz w:val="19"/>
+          <w:szCs w:val="19"/>
+        </w:rPr>
+        <w:t xml:space="preserve">Anlagen: </w:t>
+      </w:r>
+      <w:r>
+        <w:rPr>
+          <w:i/>
+          <w:iCs/>
+          <w:sz w:val="19"/>
+          <w:szCs w:val="19"/>
+          <w:lang w:val="de-DE"/>
+        </w:rPr>
+        <w:t xml:space="preserve">A1. </w:t>
+      </w:r>
+      <w:r>
+        <w:rPr>
+          <w:i/>
+          <w:iCs/>
+          <w:sz w:val="19"/>
+          <w:szCs w:val="19"/>
+        </w:rPr>
+        <w:t xml:space="preserve">Bescheid vom 12.05.2026; </w:t>
+      </w:r>
+      <w:r>
+        <w:rPr>
+          <w:i/>
+          <w:iCs/>
+          <w:sz w:val="19"/>
+          <w:szCs w:val="19"/>
+          <w:lang w:val="de-DE"/>
+        </w:rPr>
+        <w:t xml:space="preserve">A2. </w:t>
+      </w:r>
+      <w:r>
+        <w:rPr>
+          <w:i/>
+          <w:iCs/>
+          <w:sz w:val="19"/>
+          <w:szCs w:val="19"/>
+        </w:rPr>
+        <w:t xml:space="preserve">Widerspruch vom 08.06.2026; </w:t>
+      </w:r>
+      <w:r>
+        <w:rPr>
+          <w:i/>
+          <w:iCs/>
+          <w:sz w:val="19"/>
+          <w:szCs w:val="19"/>
+          <w:lang w:val="de-DE"/>
+        </w:rPr>
+        <w:t>A3</w:t>
+      </w:r>
+      <w:r>
+        <w:rPr>
+          <w:i/>
+          <w:iCs/>
+          <w:sz w:val="19"/>
+          <w:szCs w:val="19"/>
+          <w:lang w:val="de-DE"/>
+        </w:rPr>
+        <w:t xml:space="preserve">. </w:t>
+      </w:r>
+      <w:r>
+        <w:rPr>
+          <w:i/>
+          <w:iCs/>
+          <w:sz w:val="19"/>
+          <w:szCs w:val="19"/>
+        </w:rPr>
+        <w:t xml:space="preserve">Zwischenbescheid vom 15.06.2026; </w:t>
+      </w:r>
+      <w:r>
+        <w:rPr>
+          <w:i/>
+          <w:iCs/>
+          <w:sz w:val="19"/>
+          <w:szCs w:val="19"/>
           <w:lang w:val="en-US"/>
         </w:rPr>
-        <w:t xml:space="preserve">A. </w:t>
-      </w:r>
-      <w:r>
-        <w:rPr>
-          <w:sz w:val="19"/>
-          <w:szCs w:val="19"/>
-        </w:rPr>
-        <w:t>Kovnatsky</w:t>
-      </w:r>
-    </w:p>
-    <w:p>
-      <w:pPr>
-        <w:pBdr>
-          <w:left w:val="single" w:sz="8" w:space="8" w:color="6B7280"/>
-        </w:pBdr>
-        <w:spacing w:before="34" w:after="34"/>
-        <w:ind w:left="300" w:right="300"/>
-      </w:pPr>
-      <w:r>
-        <w:rPr>
-          <w:i/>
-          <w:iCs/>
-          <w:sz w:val="19"/>
-          <w:szCs w:val="19"/>
-        </w:rPr>
-        <w:t>Anlagen: Bescheid vom 12.05.2026; Widerspruch vom 08.06.2026; Zwischenbescheid vom 15.06.2026; Ticket-Übersicht mit Anhangsliste („privileged“).</w:t>
+        <w:t xml:space="preserve">A4. </w:t>
+      </w:r>
+      <w:r>
+        <w:rPr>
+          <w:i/>
+          <w:iCs/>
+          <w:sz w:val="19"/>
+          <w:szCs w:val="19"/>
+        </w:rPr>
+        <w:t>Ticket-Übersicht mit Anhangsliste („privileged“).</w:t>
       </w:r>
     </w:p>
     <w:sectPr>

--- a/Community/OpenLetters/DE/Klage/init/24062026/Litigation_Paket_v7_FINAL_759bc4c4.docx
+++ b/Community/OpenLetters/DE/Klage/init/24062026/Litigation_Paket_v7_FINAL_759bc4c4.docx
@@ -760,8 +760,6 @@
       </w:r>
     </w:p>
     <w:sectPr>
-      <w:headerReference w:type="default" r:id="rId7"/>
-      <w:footerReference w:type="default" r:id="rId8"/>
       <w:pgSz w:w="11906" w:h="16838"/>
       <w:pgMar w:top="1400" w:right="1440" w:bottom="1100" w:left="1440" w:header="708" w:footer="708" w:gutter="0"/>
       <w:cols w:space="720"/>
@@ -790,29 +788,6 @@
 </w:endnotes>
 </file>
 
-<file path=word/footer1.xml><?xml version="1.0" encoding="utf-8"?>
-<w:ftr xmlns:wpc="http://schemas.microsoft.com/office/word/2010/wordprocessingCanvas" xmlns:cx="http://schemas.microsoft.com/office/drawing/2014/chartex" xmlns:cx1="http://schemas.microsoft.com/office/drawing/2015/9/8/chartex" xmlns:cx2="http://schemas.microsoft.com/office/drawing/2015/10/21/chartex" xmlns:cx3="http://schemas.microsoft.com/office/drawing/2016/5/9/chartex" xmlns:cx4="http://schemas.microsoft.com/office/drawing/2016/5/10/chartex" xmlns:cx5="http://schemas.microsoft.com/office/drawing/2016/5/11/chartex" xmlns:cx6="http://schemas.microsoft.com/office/drawing/2016/5/12/chartex" xmlns:cx7="http://schemas.microsoft.com/office/drawing/2016/5/13/chartex" xmlns:cx8="http://schemas.microsoft.com/office/drawing/2016/5/14/chartex" xmlns:mc="http://schemas.openxmlformats.org/markup-compatibility/2006" xmlns:aink="http://schemas.microsoft.com/office/drawing/2016/ink" xmlns:am3d="http://schemas.microsoft.com/office/drawing/2017/model3d" xmlns:o="urn:schemas-microsoft-com:office:office" xmlns:r="http://schemas.openxmlformats.org/officeDocument/2006/relationships" xmlns:m="http://schemas.openxmlformats.org/officeDocument/2006/math" xmlns:v="urn:schemas-microsoft-com:vml" xmlns:wp14="http://schemas.microsoft.com/office/word/2010/wordprocessingDrawing" xmlns:wp="http://schemas.openxmlformats.org/drawingml/2006/wordprocessingDrawing" xmlns:w10="urn:schemas-microsoft-com:office:word" xmlns:w="http://schemas.openxmlformats.org/wordprocessingml/2006/main" xmlns:w14="http://schemas.microsoft.com/office/word/2010/wordml" xmlns:w15="http://schemas.microsoft.com/office/word/2012/wordml" xmlns:w16cex="http://schemas.microsoft.com/office/word/2018/wordml/cex" xmlns:w16cid="http://schemas.microsoft.com/office/word/2016/wordml/cid" xmlns:w16="http://schemas.microsoft.com/office/word/2018/wordml" xmlns:w16sdtdh="http://schemas.microsoft.com/office/word/2020/wordml/sdtdatahash" xmlns:w16se="http://schemas.microsoft.com/office/word/2015/wordml/symex" xmlns:wpg="http://schemas.microsoft.com/office/word/2010/wordprocessingGroup" xmlns:wpi="http://schemas.microsoft.com/office/word/2010/wordprocessingInk" xmlns:wne="http://schemas.microsoft.com/office/word/2006/wordml" xmlns:wps="http://schemas.microsoft.com/office/word/2010/wordprocessingShape" mc:Ignorable="w14 w15 w16se w16cid w16 w16cex w16sdtdh wp14">
-  <w:p>
-    <w:pPr>
-      <w:pBdr>
-        <w:top w:val="single" w:sz="1" w:space="3" w:color="BBBBBB"/>
-      </w:pBdr>
-      <w:jc w:val="center"/>
-    </w:pPr>
-    <w:r>
-      <w:rPr>
-        <w:i/>
-        <w:iCs/>
-        <w:color w:val="AAAAAA"/>
-        <w:sz w:val="13"/>
-        <w:szCs w:val="13"/>
-      </w:rPr>
-      <w:t>ВНУТРЕННИЙ — Черновик для проверки юристом</w:t>
-    </w:r>
-  </w:p>
-</w:ftr>
-</file>
-
 <file path=word/footnotes.xml><?xml version="1.0" encoding="utf-8"?>
 <w:footnotes xmlns:wpc="http://schemas.microsoft.com/office/word/2010/wordprocessingCanvas" xmlns:cx="http://schemas.microsoft.com/office/drawing/2014/chartex" xmlns:cx1="http://schemas.microsoft.com/office/drawing/2015/9/8/chartex" xmlns:cx2="http://schemas.microsoft.com/office/drawing/2015/10/21/chartex" xmlns:cx3="http://schemas.microsoft.com/office/drawing/2016/5/9/chartex" xmlns:cx4="http://schemas.microsoft.com/office/drawing/2016/5/10/chartex" xmlns:cx5="http://schemas.microsoft.com/office/drawing/2016/5/11/chartex" xmlns:cx6="http://schemas.microsoft.com/office/drawing/2016/5/12/chartex" xmlns:cx7="http://schemas.microsoft.com/office/drawing/2016/5/13/chartex" xmlns:cx8="http://schemas.microsoft.com/office/drawing/2016/5/14/chartex" xmlns:mc="http://schemas.openxmlformats.org/markup-compatibility/2006" xmlns:aink="http://schemas.microsoft.com/office/drawing/2016/ink" xmlns:am3d="http://schemas.microsoft.com/office/drawing/2017/model3d" xmlns:o="urn:schemas-microsoft-com:office:office" xmlns:r="http://schemas.openxmlformats.org/officeDocument/2006/relationships" xmlns:m="http://schemas.openxmlformats.org/officeDocument/2006/math" xmlns:v="urn:schemas-microsoft-com:vml" xmlns:wp14="http://schemas.microsoft.com/office/word/2010/wordprocessingDrawing" xmlns:wp="http://schemas.openxmlformats.org/drawingml/2006/wordprocessingDrawing" xmlns:w10="urn:schemas-microsoft-com:office:word" xmlns:w="http://schemas.openxmlformats.org/wordprocessingml/2006/main" xmlns:w14="http://schemas.microsoft.com/office/word/2010/wordml" xmlns:w15="http://schemas.microsoft.com/office/word/2012/wordml" xmlns:w16cex="http://schemas.microsoft.com/office/word/2018/wordml/cex" xmlns:w16cid="http://schemas.microsoft.com/office/word/2016/wordml/cid" xmlns:w16="http://schemas.microsoft.com/office/word/2018/wordml" xmlns:w16sdtdh="http://schemas.microsoft.com/office/word/2020/wordml/sdtdatahash" xmlns:w16se="http://schemas.microsoft.com/office/word/2015/wordml/symex" xmlns:wpg="http://schemas.microsoft.com/office/word/2010/wordprocessingGroup" xmlns:wpi="http://schemas.microsoft.com/office/word/2010/wordprocessingInk" xmlns:wne="http://schemas.microsoft.com/office/word/2006/wordml" xmlns:wps="http://schemas.microsoft.com/office/word/2010/wordprocessingShape" mc:Ignorable="w14 w15 w16se w16cid w16 w16cex w16sdtdh wp14">
   <w:footnote w:type="separator" w:id="-1">
@@ -830,30 +805,6 @@
     </w:p>
   </w:footnote>
 </w:footnotes>
-</file>
-
-<file path=word/header1.xml><?xml version="1.0" encoding="utf-8"?>
-<w:hdr xmlns:wpc="http://schemas.microsoft.com/office/word/2010/wordprocessingCanvas" xmlns:cx="http://schemas.microsoft.com/office/drawing/2014/chartex" xmlns:cx1="http://schemas.microsoft.com/office/drawing/2015/9/8/chartex" xmlns:cx2="http://schemas.microsoft.com/office/drawing/2015/10/21/chartex" xmlns:cx3="http://schemas.microsoft.com/office/drawing/2016/5/9/chartex" xmlns:cx4="http://schemas.microsoft.com/office/drawing/2016/5/10/chartex" xmlns:cx5="http://schemas.microsoft.com/office/drawing/2016/5/11/chartex" xmlns:cx6="http://schemas.microsoft.com/office/drawing/2016/5/12/chartex" xmlns:cx7="http://schemas.microsoft.com/office/drawing/2016/5/13/chartex" xmlns:cx8="http://schemas.microsoft.com/office/drawing/2016/5/14/chartex" xmlns:mc="http://schemas.openxmlformats.org/markup-compatibility/2006" xmlns:aink="http://schemas.microsoft.com/office/drawing/2016/ink" xmlns:am3d="http://schemas.microsoft.com/office/drawing/2017/model3d" xmlns:o="urn:schemas-microsoft-com:office:office" xmlns:r="http://schemas.openxmlformats.org/officeDocument/2006/relationships" xmlns:m="http://schemas.openxmlformats.org/officeDocument/2006/math" xmlns:v="urn:schemas-microsoft-com:vml" xmlns:wp14="http://schemas.microsoft.com/office/word/2010/wordprocessingDrawing" xmlns:wp="http://schemas.openxmlformats.org/drawingml/2006/wordprocessingDrawing" xmlns:w10="urn:schemas-microsoft-com:office:word" xmlns:w="http://schemas.openxmlformats.org/wordprocessingml/2006/main" xmlns:w14="http://schemas.microsoft.com/office/word/2010/wordml" xmlns:w15="http://schemas.microsoft.com/office/word/2012/wordml" xmlns:w16cex="http://schemas.microsoft.com/office/word/2018/wordml/cex" xmlns:w16cid="http://schemas.microsoft.com/office/word/2016/wordml/cid" xmlns:w16="http://schemas.microsoft.com/office/word/2018/wordml" xmlns:w16sdtdh="http://schemas.microsoft.com/office/word/2020/wordml/sdtdatahash" xmlns:w16se="http://schemas.microsoft.com/office/word/2015/wordml/symex" xmlns:wpg="http://schemas.microsoft.com/office/word/2010/wordprocessingGroup" xmlns:wpi="http://schemas.microsoft.com/office/word/2010/wordprocessingInk" xmlns:wne="http://schemas.microsoft.com/office/word/2006/wordml" xmlns:wps="http://schemas.microsoft.com/office/word/2010/wordprocessingShape" mc:Ignorable="w14 w15 w16se w16cid w16 w16cex w16sdtdh wp14">
-  <w:p>
-    <w:pPr>
-      <w:pBdr>
-        <w:bottom w:val="single" w:sz="1" w:space="3" w:color="BBBBBB"/>
-      </w:pBdr>
-      <w:spacing w:after="50"/>
-      <w:jc w:val="center"/>
-    </w:pPr>
-    <w:r>
-      <w:rPr>
-        <w:i/>
-        <w:iCs/>
-        <w:color w:val="AAAAAA"/>
-        <w:sz w:val="13"/>
-        <w:szCs w:val="13"/>
-      </w:rPr>
-      <w:t>Литигация v7 — 759bc4c4 / R20 / VG Berlin — Dr. A. Kovnatsky</w:t>
-    </w:r>
-  </w:p>
-</w:hdr>
 </file>
 
 <file path=word/numbering.xml><?xml version="1.0" encoding="utf-8"?>
@@ -1551,6 +1502,48 @@
       <w:szCs w:val="20"/>
     </w:rPr>
   </w:style>
+  <w:style w:type="paragraph" w:styleId="Header">
+    <w:name w:val="header"/>
+    <w:basedOn w:val="Normal"/>
+    <w:link w:val="HeaderChar"/>
+    <w:uiPriority w:val="99"/>
+    <w:unhideWhenUsed/>
+    <w:rsid w:val="001447F8"/>
+    <w:pPr>
+      <w:tabs>
+        <w:tab w:val="center" w:pos="4513"/>
+        <w:tab w:val="right" w:pos="9026"/>
+      </w:tabs>
+    </w:pPr>
+  </w:style>
+  <w:style w:type="character" w:customStyle="1" w:styleId="HeaderChar">
+    <w:name w:val="Header Char"/>
+    <w:basedOn w:val="DefaultParagraphFont"/>
+    <w:link w:val="Header"/>
+    <w:uiPriority w:val="99"/>
+    <w:rsid w:val="001447F8"/>
+  </w:style>
+  <w:style w:type="paragraph" w:styleId="Footer">
+    <w:name w:val="footer"/>
+    <w:basedOn w:val="Normal"/>
+    <w:link w:val="FooterChar"/>
+    <w:uiPriority w:val="99"/>
+    <w:unhideWhenUsed/>
+    <w:rsid w:val="001447F8"/>
+    <w:pPr>
+      <w:tabs>
+        <w:tab w:val="center" w:pos="4513"/>
+        <w:tab w:val="right" w:pos="9026"/>
+      </w:tabs>
+    </w:pPr>
+  </w:style>
+  <w:style w:type="character" w:customStyle="1" w:styleId="FooterChar">
+    <w:name w:val="Footer Char"/>
+    <w:basedOn w:val="DefaultParagraphFont"/>
+    <w:link w:val="Footer"/>
+    <w:uiPriority w:val="99"/>
+    <w:rsid w:val="001447F8"/>
+  </w:style>
 </w:styles>
 </file>
 
